--- a/examples/regional-sales-dashboard/output.docx
+++ b/examples/regional-sales-dashboard/output.docx
@@ -39,7 +39,7 @@
           <w:p>
             <w:pPr>
               <w:pStyle w:val="Heading1"/>
-              <w:spacing w:line="462" w:lineRule="atLeast"/>
+              <w:spacing w:before="165" w:line="462" w:lineRule="atLeast"/>
               <w:jc w:val="left"/>
               <w:textAlignment w:val="center"/>
             </w:pPr>
@@ -47,7 +47,8 @@
               <w:rPr>
                 <w:b/>
                 <w:bCs/>
-                <w:color w:val="ffffff"/>
+                <w:i w:val="false"/>
+                <w:iCs w:val="false"/>
                 <w:sz w:val="33"/>
                 <w:szCs w:val="33"/>
               </w:rPr>
@@ -62,7 +63,10 @@
             </w:pPr>
             <w:r>
               <w:rPr>
-                <w:color w:val="99f6e4"/>
+                <w:b w:val="false"/>
+                <w:bCs w:val="false"/>
+                <w:i w:val="false"/>
+                <w:iCs w:val="false"/>
                 <w:sz w:val="18"/>
                 <w:szCs w:val="18"/>
               </w:rPr>
@@ -92,6 +96,10 @@
       </w:pPr>
       <w:r>
         <w:rPr>
+          <w:b w:val="false"/>
+          <w:bCs w:val="false"/>
+          <w:i w:val="false"/>
+          <w:iCs w:val="false"/>
           <w:color w:val="065f46"/>
           <w:sz w:val="18"/>
           <w:szCs w:val="18"/>
@@ -101,6 +109,10 @@
       </w:r>
       <w:r>
         <w:rPr>
+          <w:b w:val="false"/>
+          <w:bCs w:val="false"/>
+          <w:i w:val="false"/>
+          <w:iCs w:val="false"/>
           <w:color w:val="111111"/>
           <w:sz w:val="18"/>
           <w:szCs w:val="18"/>
@@ -109,6 +121,10 @@
       </w:r>
       <w:r>
         <w:rPr>
+          <w:b w:val="false"/>
+          <w:bCs w:val="false"/>
+          <w:i w:val="false"/>
+          <w:iCs w:val="false"/>
           <w:color w:val="9d174d"/>
           <w:sz w:val="18"/>
           <w:szCs w:val="18"/>
@@ -138,9 +154,6 @@
         <w:gridCol w:w="1986"/>
       </w:tblGrid>
       <w:tr>
-        <w:trPr>
-          <w:trHeight w:val="528" w:hRule="atLeast"/>
-        </w:trPr>
         <w:tc>
           <w:tcPr>
             <w:tcW w:type="dxa" w:w="1901"/>
@@ -161,6 +174,8 @@
               <w:rPr>
                 <w:b/>
                 <w:bCs/>
+                <w:i w:val="false"/>
+                <w:iCs w:val="false"/>
                 <w:color w:val="f3e8ff"/>
                 <w:sz w:val="20"/>
                 <w:szCs w:val="20"/>
@@ -189,6 +204,8 @@
               <w:rPr>
                 <w:b/>
                 <w:bCs/>
+                <w:i w:val="false"/>
+                <w:iCs w:val="false"/>
                 <w:color w:val="f3e8ff"/>
                 <w:sz w:val="20"/>
                 <w:szCs w:val="20"/>
@@ -217,6 +234,8 @@
               <w:rPr>
                 <w:b/>
                 <w:bCs/>
+                <w:i w:val="false"/>
+                <w:iCs w:val="false"/>
                 <w:color w:val="f3e8ff"/>
                 <w:sz w:val="20"/>
                 <w:szCs w:val="20"/>
@@ -245,6 +264,8 @@
               <w:rPr>
                 <w:b/>
                 <w:bCs/>
+                <w:i w:val="false"/>
+                <w:iCs w:val="false"/>
                 <w:color w:val="f3e8ff"/>
                 <w:sz w:val="20"/>
                 <w:szCs w:val="20"/>
@@ -273,6 +294,8 @@
               <w:rPr>
                 <w:b/>
                 <w:bCs/>
+                <w:i w:val="false"/>
+                <w:iCs w:val="false"/>
                 <w:color w:val="f3e8ff"/>
                 <w:sz w:val="20"/>
                 <w:szCs w:val="20"/>
@@ -283,9 +306,6 @@
         </w:tc>
       </w:tr>
       <w:tr>
-        <w:trPr>
-          <w:trHeight w:val="528" w:hRule="atLeast"/>
-        </w:trPr>
         <w:tc>
           <w:tcPr>
             <w:tcW w:type="dxa" w:w="1901"/>
@@ -303,6 +323,10 @@
             </w:pPr>
             <w:r>
               <w:rPr>
+                <w:b w:val="false"/>
+                <w:bCs w:val="false"/>
+                <w:i w:val="false"/>
+                <w:iCs w:val="false"/>
                 <w:color w:val="111111"/>
                 <w:sz w:val="20"/>
                 <w:szCs w:val="20"/>
@@ -328,6 +352,10 @@
             </w:pPr>
             <w:r>
               <w:rPr>
+                <w:b w:val="false"/>
+                <w:bCs w:val="false"/>
+                <w:i w:val="false"/>
+                <w:iCs w:val="false"/>
                 <w:color w:val="111111"/>
                 <w:sz w:val="20"/>
                 <w:szCs w:val="20"/>
@@ -353,6 +381,10 @@
             </w:pPr>
             <w:r>
               <w:rPr>
+                <w:b w:val="false"/>
+                <w:bCs w:val="false"/>
+                <w:i w:val="false"/>
+                <w:iCs w:val="false"/>
                 <w:color w:val="111111"/>
                 <w:sz w:val="20"/>
                 <w:szCs w:val="20"/>
@@ -378,6 +410,10 @@
             </w:pPr>
             <w:r>
               <w:rPr>
+                <w:b w:val="false"/>
+                <w:bCs w:val="false"/>
+                <w:i w:val="false"/>
+                <w:iCs w:val="false"/>
                 <w:color w:val="059669"/>
                 <w:sz w:val="20"/>
                 <w:szCs w:val="20"/>
@@ -403,6 +439,10 @@
             </w:pPr>
             <w:r>
               <w:rPr>
+                <w:b w:val="false"/>
+                <w:bCs w:val="false"/>
+                <w:i w:val="false"/>
+                <w:iCs w:val="false"/>
                 <w:color w:val="065f46"/>
                 <w:sz w:val="20"/>
                 <w:szCs w:val="20"/>
@@ -414,9 +454,6 @@
         </w:tc>
       </w:tr>
       <w:tr>
-        <w:trPr>
-          <w:trHeight w:val="528" w:hRule="atLeast"/>
-        </w:trPr>
         <w:tc>
           <w:tcPr>
             <w:tcW w:type="dxa" w:w="1901"/>
@@ -435,6 +472,10 @@
             </w:pPr>
             <w:r>
               <w:rPr>
+                <w:b w:val="false"/>
+                <w:bCs w:val="false"/>
+                <w:i w:val="false"/>
+                <w:iCs w:val="false"/>
                 <w:color w:val="111111"/>
                 <w:sz w:val="20"/>
                 <w:szCs w:val="20"/>
@@ -461,6 +502,10 @@
             </w:pPr>
             <w:r>
               <w:rPr>
+                <w:b w:val="false"/>
+                <w:bCs w:val="false"/>
+                <w:i w:val="false"/>
+                <w:iCs w:val="false"/>
                 <w:color w:val="111111"/>
                 <w:sz w:val="20"/>
                 <w:szCs w:val="20"/>
@@ -487,6 +532,10 @@
             </w:pPr>
             <w:r>
               <w:rPr>
+                <w:b w:val="false"/>
+                <w:bCs w:val="false"/>
+                <w:i w:val="false"/>
+                <w:iCs w:val="false"/>
                 <w:color w:val="111111"/>
                 <w:sz w:val="20"/>
                 <w:szCs w:val="20"/>
@@ -513,6 +562,10 @@
             </w:pPr>
             <w:r>
               <w:rPr>
+                <w:b w:val="false"/>
+                <w:bCs w:val="false"/>
+                <w:i w:val="false"/>
+                <w:iCs w:val="false"/>
                 <w:color w:val="db2777"/>
                 <w:sz w:val="20"/>
                 <w:szCs w:val="20"/>
@@ -539,6 +592,10 @@
             </w:pPr>
             <w:r>
               <w:rPr>
+                <w:b w:val="false"/>
+                <w:bCs w:val="false"/>
+                <w:i w:val="false"/>
+                <w:iCs w:val="false"/>
                 <w:color w:val="9d174d"/>
                 <w:sz w:val="20"/>
                 <w:szCs w:val="20"/>
@@ -550,9 +607,6 @@
         </w:tc>
       </w:tr>
       <w:tr>
-        <w:trPr>
-          <w:trHeight w:val="528" w:hRule="atLeast"/>
-        </w:trPr>
         <w:tc>
           <w:tcPr>
             <w:tcW w:type="dxa" w:w="1901"/>
@@ -570,6 +624,10 @@
             </w:pPr>
             <w:r>
               <w:rPr>
+                <w:b w:val="false"/>
+                <w:bCs w:val="false"/>
+                <w:i w:val="false"/>
+                <w:iCs w:val="false"/>
                 <w:color w:val="111111"/>
                 <w:sz w:val="20"/>
                 <w:szCs w:val="20"/>
@@ -595,6 +653,10 @@
             </w:pPr>
             <w:r>
               <w:rPr>
+                <w:b w:val="false"/>
+                <w:bCs w:val="false"/>
+                <w:i w:val="false"/>
+                <w:iCs w:val="false"/>
                 <w:color w:val="111111"/>
                 <w:sz w:val="20"/>
                 <w:szCs w:val="20"/>
@@ -620,6 +682,10 @@
             </w:pPr>
             <w:r>
               <w:rPr>
+                <w:b w:val="false"/>
+                <w:bCs w:val="false"/>
+                <w:i w:val="false"/>
+                <w:iCs w:val="false"/>
                 <w:color w:val="111111"/>
                 <w:sz w:val="20"/>
                 <w:szCs w:val="20"/>
@@ -645,6 +711,10 @@
             </w:pPr>
             <w:r>
               <w:rPr>
+                <w:b w:val="false"/>
+                <w:bCs w:val="false"/>
+                <w:i w:val="false"/>
+                <w:iCs w:val="false"/>
                 <w:color w:val="059669"/>
                 <w:sz w:val="20"/>
                 <w:szCs w:val="20"/>
@@ -670,6 +740,10 @@
             </w:pPr>
             <w:r>
               <w:rPr>
+                <w:b w:val="false"/>
+                <w:bCs w:val="false"/>
+                <w:i w:val="false"/>
+                <w:iCs w:val="false"/>
                 <w:color w:val="065f46"/>
                 <w:sz w:val="20"/>
                 <w:szCs w:val="20"/>
@@ -681,9 +755,6 @@
         </w:tc>
       </w:tr>
       <w:tr>
-        <w:trPr>
-          <w:trHeight w:val="528" w:hRule="atLeast"/>
-        </w:trPr>
         <w:tc>
           <w:tcPr>
             <w:tcW w:type="dxa" w:w="1901"/>
@@ -702,6 +773,10 @@
             </w:pPr>
             <w:r>
               <w:rPr>
+                <w:b w:val="false"/>
+                <w:bCs w:val="false"/>
+                <w:i w:val="false"/>
+                <w:iCs w:val="false"/>
                 <w:color w:val="111111"/>
                 <w:sz w:val="20"/>
                 <w:szCs w:val="20"/>
@@ -728,6 +803,10 @@
             </w:pPr>
             <w:r>
               <w:rPr>
+                <w:b w:val="false"/>
+                <w:bCs w:val="false"/>
+                <w:i w:val="false"/>
+                <w:iCs w:val="false"/>
                 <w:color w:val="111111"/>
                 <w:sz w:val="20"/>
                 <w:szCs w:val="20"/>
@@ -754,6 +833,10 @@
             </w:pPr>
             <w:r>
               <w:rPr>
+                <w:b w:val="false"/>
+                <w:bCs w:val="false"/>
+                <w:i w:val="false"/>
+                <w:iCs w:val="false"/>
                 <w:color w:val="111111"/>
                 <w:sz w:val="20"/>
                 <w:szCs w:val="20"/>
@@ -780,6 +863,10 @@
             </w:pPr>
             <w:r>
               <w:rPr>
+                <w:b w:val="false"/>
+                <w:bCs w:val="false"/>
+                <w:i w:val="false"/>
+                <w:iCs w:val="false"/>
                 <w:color w:val="db2777"/>
                 <w:sz w:val="20"/>
                 <w:szCs w:val="20"/>
@@ -806,6 +893,10 @@
             </w:pPr>
             <w:r>
               <w:rPr>
+                <w:b w:val="false"/>
+                <w:bCs w:val="false"/>
+                <w:i w:val="false"/>
+                <w:iCs w:val="false"/>
                 <w:color w:val="9d174d"/>
                 <w:sz w:val="20"/>
                 <w:szCs w:val="20"/>
@@ -817,9 +908,6 @@
         </w:tc>
       </w:tr>
       <w:tr>
-        <w:trPr>
-          <w:trHeight w:val="528" w:hRule="atLeast"/>
-        </w:trPr>
         <w:tc>
           <w:tcPr>
             <w:tcW w:type="dxa" w:w="1901"/>
@@ -840,6 +928,8 @@
               <w:rPr>
                 <w:b/>
                 <w:bCs/>
+                <w:i w:val="false"/>
+                <w:iCs w:val="false"/>
                 <w:color w:val="ffffff"/>
                 <w:sz w:val="20"/>
                 <w:szCs w:val="20"/>
@@ -868,6 +958,8 @@
               <w:rPr>
                 <w:b/>
                 <w:bCs/>
+                <w:i w:val="false"/>
+                <w:iCs w:val="false"/>
                 <w:color w:val="ffffff"/>
                 <w:sz w:val="20"/>
                 <w:szCs w:val="20"/>
@@ -896,6 +988,8 @@
               <w:rPr>
                 <w:b/>
                 <w:bCs/>
+                <w:i w:val="false"/>
+                <w:iCs w:val="false"/>
                 <w:color w:val="ffffff"/>
                 <w:sz w:val="20"/>
                 <w:szCs w:val="20"/>
@@ -924,6 +1018,8 @@
               <w:rPr>
                 <w:b/>
                 <w:bCs/>
+                <w:i w:val="false"/>
+                <w:iCs w:val="false"/>
                 <w:color w:val="ffffff"/>
                 <w:sz w:val="20"/>
                 <w:szCs w:val="20"/>
@@ -952,6 +1048,8 @@
               <w:rPr>
                 <w:b/>
                 <w:bCs/>
+                <w:i w:val="false"/>
+                <w:iCs w:val="false"/>
                 <w:color w:val="ffffff"/>
                 <w:sz w:val="20"/>
                 <w:szCs w:val="20"/>
@@ -973,6 +1071,8 @@
         <w:rPr>
           <w:b/>
           <w:bCs/>
+          <w:i w:val="false"/>
+          <w:iCs w:val="false"/>
           <w:color w:val="581c87"/>
           <w:sz w:val="20"/>
           <w:szCs w:val="20"/>
@@ -1007,6 +1107,8 @@
         <w:rPr>
           <w:b/>
           <w:bCs/>
+          <w:i w:val="false"/>
+          <w:iCs w:val="false"/>
           <w:color w:val="111111"/>
           <w:sz w:val="21"/>
           <w:szCs w:val="21"/>
@@ -1015,6 +1117,10 @@
       </w:r>
       <w:r>
         <w:rPr>
+          <w:b w:val="false"/>
+          <w:bCs w:val="false"/>
+          <w:i w:val="false"/>
+          <w:iCs w:val="false"/>
           <w:color w:val="111111"/>
           <w:sz w:val="21"/>
           <w:szCs w:val="21"/>
@@ -1023,6 +1129,10 @@
       </w:r>
       <w:r>
         <w:rPr>
+          <w:b w:val="false"/>
+          <w:bCs w:val="false"/>
+          <w:i w:val="false"/>
+          <w:iCs w:val="false"/>
           <w:color w:val="111111"/>
           <w:sz w:val="21"/>
           <w:szCs w:val="21"/>
@@ -1031,6 +1141,10 @@
       </w:r>
       <w:r>
         <w:rPr>
+          <w:b w:val="false"/>
+          <w:bCs w:val="false"/>
+          <w:i w:val="false"/>
+          <w:iCs w:val="false"/>
           <w:color w:val="111111"/>
           <w:sz w:val="21"/>
           <w:szCs w:val="21"/>
@@ -1039,6 +1153,10 @@
       </w:r>
       <w:r>
         <w:rPr>
+          <w:b w:val="false"/>
+          <w:bCs w:val="false"/>
+          <w:i w:val="false"/>
+          <w:iCs w:val="false"/>
           <w:color w:val="059669"/>
           <w:sz w:val="21"/>
           <w:szCs w:val="21"/>
@@ -1061,6 +1179,8 @@
         <w:rPr>
           <w:b/>
           <w:bCs/>
+          <w:i w:val="false"/>
+          <w:iCs w:val="false"/>
           <w:color w:val="111111"/>
           <w:sz w:val="21"/>
           <w:szCs w:val="21"/>
@@ -1069,6 +1189,10 @@
       </w:r>
       <w:r>
         <w:rPr>
+          <w:b w:val="false"/>
+          <w:bCs w:val="false"/>
+          <w:i w:val="false"/>
+          <w:iCs w:val="false"/>
           <w:color w:val="111111"/>
           <w:sz w:val="21"/>
           <w:szCs w:val="21"/>
@@ -1077,6 +1201,10 @@
       </w:r>
       <w:r>
         <w:rPr>
+          <w:b w:val="false"/>
+          <w:bCs w:val="false"/>
+          <w:i w:val="false"/>
+          <w:iCs w:val="false"/>
           <w:color w:val="111111"/>
           <w:sz w:val="21"/>
           <w:szCs w:val="21"/>
@@ -1085,6 +1213,10 @@
       </w:r>
       <w:r>
         <w:rPr>
+          <w:b w:val="false"/>
+          <w:bCs w:val="false"/>
+          <w:i w:val="false"/>
+          <w:iCs w:val="false"/>
           <w:color w:val="111111"/>
           <w:sz w:val="21"/>
           <w:szCs w:val="21"/>
@@ -1093,6 +1225,10 @@
       </w:r>
       <w:r>
         <w:rPr>
+          <w:b w:val="false"/>
+          <w:bCs w:val="false"/>
+          <w:i w:val="false"/>
+          <w:iCs w:val="false"/>
           <w:color w:val="059669"/>
           <w:sz w:val="21"/>
           <w:szCs w:val="21"/>
@@ -1115,6 +1251,8 @@
         <w:rPr>
           <w:b/>
           <w:bCs/>
+          <w:i w:val="false"/>
+          <w:iCs w:val="false"/>
           <w:color w:val="111111"/>
           <w:sz w:val="21"/>
           <w:szCs w:val="21"/>
@@ -1123,6 +1261,10 @@
       </w:r>
       <w:r>
         <w:rPr>
+          <w:b w:val="false"/>
+          <w:bCs w:val="false"/>
+          <w:i w:val="false"/>
+          <w:iCs w:val="false"/>
           <w:color w:val="111111"/>
           <w:sz w:val="21"/>
           <w:szCs w:val="21"/>
@@ -1131,6 +1273,10 @@
       </w:r>
       <w:r>
         <w:rPr>
+          <w:b w:val="false"/>
+          <w:bCs w:val="false"/>
+          <w:i w:val="false"/>
+          <w:iCs w:val="false"/>
           <w:color w:val="111111"/>
           <w:sz w:val="21"/>
           <w:szCs w:val="21"/>
@@ -1139,6 +1285,10 @@
       </w:r>
       <w:r>
         <w:rPr>
+          <w:b w:val="false"/>
+          <w:bCs w:val="false"/>
+          <w:i w:val="false"/>
+          <w:iCs w:val="false"/>
           <w:color w:val="111111"/>
           <w:sz w:val="21"/>
           <w:szCs w:val="21"/>
@@ -1147,6 +1297,10 @@
       </w:r>
       <w:r>
         <w:rPr>
+          <w:b w:val="false"/>
+          <w:bCs w:val="false"/>
+          <w:i w:val="false"/>
+          <w:iCs w:val="false"/>
           <w:color w:val="d97706"/>
           <w:sz w:val="21"/>
           <w:szCs w:val="21"/>

--- a/examples/regional-sales-dashboard/output.docx
+++ b/examples/regional-sales-dashboard/output.docx
@@ -49,6 +49,8 @@
                 <w:bCs/>
                 <w:i w:val="false"/>
                 <w:iCs w:val="false"/>
+                <w:caps w:val="false"/>
+                <w:color w:val="ffffff"/>
                 <w:sz w:val="33"/>
                 <w:szCs w:val="33"/>
               </w:rPr>
@@ -67,6 +69,8 @@
                 <w:bCs w:val="false"/>
                 <w:i w:val="false"/>
                 <w:iCs w:val="false"/>
+                <w:caps w:val="false"/>
+                <w:color w:val="99f6e4"/>
                 <w:sz w:val="18"/>
                 <w:szCs w:val="18"/>
               </w:rPr>
@@ -100,6 +104,7 @@
           <w:bCs w:val="false"/>
           <w:i w:val="false"/>
           <w:iCs w:val="false"/>
+          <w:caps w:val="false"/>
           <w:color w:val="065f46"/>
           <w:sz w:val="18"/>
           <w:szCs w:val="18"/>
@@ -113,6 +118,7 @@
           <w:bCs w:val="false"/>
           <w:i w:val="false"/>
           <w:iCs w:val="false"/>
+          <w:caps w:val="false"/>
           <w:color w:val="111111"/>
           <w:sz w:val="18"/>
           <w:szCs w:val="18"/>
@@ -125,6 +131,7 @@
           <w:bCs w:val="false"/>
           <w:i w:val="false"/>
           <w:iCs w:val="false"/>
+          <w:caps w:val="false"/>
           <w:color w:val="9d174d"/>
           <w:sz w:val="18"/>
           <w:szCs w:val="18"/>
@@ -176,6 +183,7 @@
                 <w:bCs/>
                 <w:i w:val="false"/>
                 <w:iCs w:val="false"/>
+                <w:caps w:val="false"/>
                 <w:color w:val="f3e8ff"/>
                 <w:sz w:val="20"/>
                 <w:szCs w:val="20"/>
@@ -206,6 +214,7 @@
                 <w:bCs/>
                 <w:i w:val="false"/>
                 <w:iCs w:val="false"/>
+                <w:caps w:val="false"/>
                 <w:color w:val="f3e8ff"/>
                 <w:sz w:val="20"/>
                 <w:szCs w:val="20"/>
@@ -236,6 +245,7 @@
                 <w:bCs/>
                 <w:i w:val="false"/>
                 <w:iCs w:val="false"/>
+                <w:caps w:val="false"/>
                 <w:color w:val="f3e8ff"/>
                 <w:sz w:val="20"/>
                 <w:szCs w:val="20"/>
@@ -266,6 +276,7 @@
                 <w:bCs/>
                 <w:i w:val="false"/>
                 <w:iCs w:val="false"/>
+                <w:caps w:val="false"/>
                 <w:color w:val="f3e8ff"/>
                 <w:sz w:val="20"/>
                 <w:szCs w:val="20"/>
@@ -296,6 +307,7 @@
                 <w:bCs/>
                 <w:i w:val="false"/>
                 <w:iCs w:val="false"/>
+                <w:caps w:val="false"/>
                 <w:color w:val="f3e8ff"/>
                 <w:sz w:val="20"/>
                 <w:szCs w:val="20"/>
@@ -327,6 +339,7 @@
                 <w:bCs w:val="false"/>
                 <w:i w:val="false"/>
                 <w:iCs w:val="false"/>
+                <w:caps w:val="false"/>
                 <w:color w:val="111111"/>
                 <w:sz w:val="20"/>
                 <w:szCs w:val="20"/>
@@ -356,6 +369,7 @@
                 <w:bCs w:val="false"/>
                 <w:i w:val="false"/>
                 <w:iCs w:val="false"/>
+                <w:caps w:val="false"/>
                 <w:color w:val="111111"/>
                 <w:sz w:val="20"/>
                 <w:szCs w:val="20"/>
@@ -385,6 +399,7 @@
                 <w:bCs w:val="false"/>
                 <w:i w:val="false"/>
                 <w:iCs w:val="false"/>
+                <w:caps w:val="false"/>
                 <w:color w:val="111111"/>
                 <w:sz w:val="20"/>
                 <w:szCs w:val="20"/>
@@ -414,6 +429,7 @@
                 <w:bCs w:val="false"/>
                 <w:i w:val="false"/>
                 <w:iCs w:val="false"/>
+                <w:caps w:val="false"/>
                 <w:color w:val="059669"/>
                 <w:sz w:val="20"/>
                 <w:szCs w:val="20"/>
@@ -443,6 +459,7 @@
                 <w:bCs w:val="false"/>
                 <w:i w:val="false"/>
                 <w:iCs w:val="false"/>
+                <w:caps w:val="false"/>
                 <w:color w:val="065f46"/>
                 <w:sz w:val="20"/>
                 <w:szCs w:val="20"/>
@@ -476,6 +493,7 @@
                 <w:bCs w:val="false"/>
                 <w:i w:val="false"/>
                 <w:iCs w:val="false"/>
+                <w:caps w:val="false"/>
                 <w:color w:val="111111"/>
                 <w:sz w:val="20"/>
                 <w:szCs w:val="20"/>
@@ -506,6 +524,7 @@
                 <w:bCs w:val="false"/>
                 <w:i w:val="false"/>
                 <w:iCs w:val="false"/>
+                <w:caps w:val="false"/>
                 <w:color w:val="111111"/>
                 <w:sz w:val="20"/>
                 <w:szCs w:val="20"/>
@@ -536,6 +555,7 @@
                 <w:bCs w:val="false"/>
                 <w:i w:val="false"/>
                 <w:iCs w:val="false"/>
+                <w:caps w:val="false"/>
                 <w:color w:val="111111"/>
                 <w:sz w:val="20"/>
                 <w:szCs w:val="20"/>
@@ -566,6 +586,7 @@
                 <w:bCs w:val="false"/>
                 <w:i w:val="false"/>
                 <w:iCs w:val="false"/>
+                <w:caps w:val="false"/>
                 <w:color w:val="db2777"/>
                 <w:sz w:val="20"/>
                 <w:szCs w:val="20"/>
@@ -596,6 +617,7 @@
                 <w:bCs w:val="false"/>
                 <w:i w:val="false"/>
                 <w:iCs w:val="false"/>
+                <w:caps w:val="false"/>
                 <w:color w:val="9d174d"/>
                 <w:sz w:val="20"/>
                 <w:szCs w:val="20"/>
@@ -628,6 +650,7 @@
                 <w:bCs w:val="false"/>
                 <w:i w:val="false"/>
                 <w:iCs w:val="false"/>
+                <w:caps w:val="false"/>
                 <w:color w:val="111111"/>
                 <w:sz w:val="20"/>
                 <w:szCs w:val="20"/>
@@ -657,6 +680,7 @@
                 <w:bCs w:val="false"/>
                 <w:i w:val="false"/>
                 <w:iCs w:val="false"/>
+                <w:caps w:val="false"/>
                 <w:color w:val="111111"/>
                 <w:sz w:val="20"/>
                 <w:szCs w:val="20"/>
@@ -686,6 +710,7 @@
                 <w:bCs w:val="false"/>
                 <w:i w:val="false"/>
                 <w:iCs w:val="false"/>
+                <w:caps w:val="false"/>
                 <w:color w:val="111111"/>
                 <w:sz w:val="20"/>
                 <w:szCs w:val="20"/>
@@ -715,6 +740,7 @@
                 <w:bCs w:val="false"/>
                 <w:i w:val="false"/>
                 <w:iCs w:val="false"/>
+                <w:caps w:val="false"/>
                 <w:color w:val="059669"/>
                 <w:sz w:val="20"/>
                 <w:szCs w:val="20"/>
@@ -744,6 +770,7 @@
                 <w:bCs w:val="false"/>
                 <w:i w:val="false"/>
                 <w:iCs w:val="false"/>
+                <w:caps w:val="false"/>
                 <w:color w:val="065f46"/>
                 <w:sz w:val="20"/>
                 <w:szCs w:val="20"/>
@@ -777,6 +804,7 @@
                 <w:bCs w:val="false"/>
                 <w:i w:val="false"/>
                 <w:iCs w:val="false"/>
+                <w:caps w:val="false"/>
                 <w:color w:val="111111"/>
                 <w:sz w:val="20"/>
                 <w:szCs w:val="20"/>
@@ -807,6 +835,7 @@
                 <w:bCs w:val="false"/>
                 <w:i w:val="false"/>
                 <w:iCs w:val="false"/>
+                <w:caps w:val="false"/>
                 <w:color w:val="111111"/>
                 <w:sz w:val="20"/>
                 <w:szCs w:val="20"/>
@@ -837,6 +866,7 @@
                 <w:bCs w:val="false"/>
                 <w:i w:val="false"/>
                 <w:iCs w:val="false"/>
+                <w:caps w:val="false"/>
                 <w:color w:val="111111"/>
                 <w:sz w:val="20"/>
                 <w:szCs w:val="20"/>
@@ -867,6 +897,7 @@
                 <w:bCs w:val="false"/>
                 <w:i w:val="false"/>
                 <w:iCs w:val="false"/>
+                <w:caps w:val="false"/>
                 <w:color w:val="db2777"/>
                 <w:sz w:val="20"/>
                 <w:szCs w:val="20"/>
@@ -897,6 +928,7 @@
                 <w:bCs w:val="false"/>
                 <w:i w:val="false"/>
                 <w:iCs w:val="false"/>
+                <w:caps w:val="false"/>
                 <w:color w:val="9d174d"/>
                 <w:sz w:val="20"/>
                 <w:szCs w:val="20"/>
@@ -930,6 +962,7 @@
                 <w:bCs/>
                 <w:i w:val="false"/>
                 <w:iCs w:val="false"/>
+                <w:caps w:val="false"/>
                 <w:color w:val="ffffff"/>
                 <w:sz w:val="20"/>
                 <w:szCs w:val="20"/>
@@ -960,6 +993,7 @@
                 <w:bCs/>
                 <w:i w:val="false"/>
                 <w:iCs w:val="false"/>
+                <w:caps w:val="false"/>
                 <w:color w:val="ffffff"/>
                 <w:sz w:val="20"/>
                 <w:szCs w:val="20"/>
@@ -990,6 +1024,7 @@
                 <w:bCs/>
                 <w:i w:val="false"/>
                 <w:iCs w:val="false"/>
+                <w:caps w:val="false"/>
                 <w:color w:val="ffffff"/>
                 <w:sz w:val="20"/>
                 <w:szCs w:val="20"/>
@@ -1020,6 +1055,7 @@
                 <w:bCs/>
                 <w:i w:val="false"/>
                 <w:iCs w:val="false"/>
+                <w:caps w:val="false"/>
                 <w:color w:val="ffffff"/>
                 <w:sz w:val="20"/>
                 <w:szCs w:val="20"/>
@@ -1050,6 +1086,7 @@
                 <w:bCs/>
                 <w:i w:val="false"/>
                 <w:iCs w:val="false"/>
+                <w:caps w:val="false"/>
                 <w:color w:val="ffffff"/>
                 <w:sz w:val="20"/>
                 <w:szCs w:val="20"/>
@@ -1073,6 +1110,7 @@
           <w:bCs/>
           <w:i w:val="false"/>
           <w:iCs w:val="false"/>
+          <w:caps/>
           <w:color w:val="581c87"/>
           <w:sz w:val="20"/>
           <w:szCs w:val="20"/>
@@ -1109,6 +1147,7 @@
           <w:bCs/>
           <w:i w:val="false"/>
           <w:iCs w:val="false"/>
+          <w:caps w:val="false"/>
           <w:color w:val="111111"/>
           <w:sz w:val="21"/>
           <w:szCs w:val="21"/>
@@ -1121,6 +1160,7 @@
           <w:bCs w:val="false"/>
           <w:i w:val="false"/>
           <w:iCs w:val="false"/>
+          <w:caps w:val="false"/>
           <w:color w:val="111111"/>
           <w:sz w:val="21"/>
           <w:szCs w:val="21"/>
@@ -1133,6 +1173,7 @@
           <w:bCs w:val="false"/>
           <w:i w:val="false"/>
           <w:iCs w:val="false"/>
+          <w:caps w:val="false"/>
           <w:color w:val="111111"/>
           <w:sz w:val="21"/>
           <w:szCs w:val="21"/>
@@ -1145,6 +1186,7 @@
           <w:bCs w:val="false"/>
           <w:i w:val="false"/>
           <w:iCs w:val="false"/>
+          <w:caps w:val="false"/>
           <w:color w:val="111111"/>
           <w:sz w:val="21"/>
           <w:szCs w:val="21"/>
@@ -1157,6 +1199,7 @@
           <w:bCs w:val="false"/>
           <w:i w:val="false"/>
           <w:iCs w:val="false"/>
+          <w:caps w:val="false"/>
           <w:color w:val="059669"/>
           <w:sz w:val="21"/>
           <w:szCs w:val="21"/>
@@ -1181,6 +1224,7 @@
           <w:bCs/>
           <w:i w:val="false"/>
           <w:iCs w:val="false"/>
+          <w:caps w:val="false"/>
           <w:color w:val="111111"/>
           <w:sz w:val="21"/>
           <w:szCs w:val="21"/>
@@ -1193,6 +1237,7 @@
           <w:bCs w:val="false"/>
           <w:i w:val="false"/>
           <w:iCs w:val="false"/>
+          <w:caps w:val="false"/>
           <w:color w:val="111111"/>
           <w:sz w:val="21"/>
           <w:szCs w:val="21"/>
@@ -1205,6 +1250,7 @@
           <w:bCs w:val="false"/>
           <w:i w:val="false"/>
           <w:iCs w:val="false"/>
+          <w:caps w:val="false"/>
           <w:color w:val="111111"/>
           <w:sz w:val="21"/>
           <w:szCs w:val="21"/>
@@ -1217,6 +1263,7 @@
           <w:bCs w:val="false"/>
           <w:i w:val="false"/>
           <w:iCs w:val="false"/>
+          <w:caps w:val="false"/>
           <w:color w:val="111111"/>
           <w:sz w:val="21"/>
           <w:szCs w:val="21"/>
@@ -1229,6 +1276,7 @@
           <w:bCs w:val="false"/>
           <w:i w:val="false"/>
           <w:iCs w:val="false"/>
+          <w:caps w:val="false"/>
           <w:color w:val="059669"/>
           <w:sz w:val="21"/>
           <w:szCs w:val="21"/>
@@ -1253,6 +1301,7 @@
           <w:bCs/>
           <w:i w:val="false"/>
           <w:iCs w:val="false"/>
+          <w:caps w:val="false"/>
           <w:color w:val="111111"/>
           <w:sz w:val="21"/>
           <w:szCs w:val="21"/>
@@ -1265,6 +1314,7 @@
           <w:bCs w:val="false"/>
           <w:i w:val="false"/>
           <w:iCs w:val="false"/>
+          <w:caps w:val="false"/>
           <w:color w:val="111111"/>
           <w:sz w:val="21"/>
           <w:szCs w:val="21"/>
@@ -1277,6 +1327,7 @@
           <w:bCs w:val="false"/>
           <w:i w:val="false"/>
           <w:iCs w:val="false"/>
+          <w:caps w:val="false"/>
           <w:color w:val="111111"/>
           <w:sz w:val="21"/>
           <w:szCs w:val="21"/>
@@ -1289,6 +1340,7 @@
           <w:bCs w:val="false"/>
           <w:i w:val="false"/>
           <w:iCs w:val="false"/>
+          <w:caps w:val="false"/>
           <w:color w:val="111111"/>
           <w:sz w:val="21"/>
           <w:szCs w:val="21"/>
@@ -1301,6 +1353,7 @@
           <w:bCs w:val="false"/>
           <w:i w:val="false"/>
           <w:iCs w:val="false"/>
+          <w:caps w:val="false"/>
           <w:color w:val="d97706"/>
           <w:sz w:val="21"/>
           <w:szCs w:val="21"/>
